--- a/lab1/ООП лаб1.docx
+++ b/lab1/ООП лаб1.docx
@@ -7724,13 +7724,11 @@
       <w:r>
         <w:t xml:space="preserve">У роботі </w:t>
       </w:r>
-      <w:proofErr w:type="spellStart"/>
-      <w:r>
-        <w:t>еалізувала</w:t>
-      </w:r>
-      <w:proofErr w:type="spellEnd"/>
-      <w:r>
-        <w:t xml:space="preserve"> два сценарії роботи програми</w:t>
+      <w:r>
+        <w:t>р</w:t>
+      </w:r>
+      <w:r>
+        <w:t>еалізувала два сценарії роботи програми</w:t>
       </w:r>
       <w:r>
         <w:t xml:space="preserve">: </w:t>
@@ -8516,6 +8514,7 @@
   <w:style w:type="character" w:default="1" w:styleId="a0">
     <w:name w:val="Default Paragraph Font"/>
     <w:uiPriority w:val="1"/>
+    <w:semiHidden/>
     <w:unhideWhenUsed/>
   </w:style>
   <w:style w:type="table" w:default="1" w:styleId="a1">
